--- a/proactive-english-b2-sy/out/PE-B2-BK1-SY_Unit12_AnswerKey.docx
+++ b/proactive-english-b2-sy/out/PE-B2-BK1-SY_Unit12_AnswerKey.docx
@@ -33116,7 +33116,7 @@
                 <w:sz w:val="22"/>
                 <w:szCs w:val="22"/>
               </w:rPr>
-              <w:t xml:space="preserve">Reading and Use of English Parts 1, 2, 3, 4, 5 and 6, Writing Parts 1 and 2, Listening Parts 1, 2, 3 and 4, and all four Speaking parts</w:t>
+              <w:t xml:space="preserve">all seven parts of Reading and Use of English, Writing Parts 1 and 2, all four Listening parts and all four Speaking parts</w:t>
             </w:r>
             <w:r>
               <w:rPr>
@@ -33134,7 +33134,25 @@
                 <w:sz w:val="22"/>
                 <w:szCs w:val="22"/>
               </w:rPr>
-              <w:t xml:space="preserve">every task the twelve units taught.</w:t>
+              <w:t xml:space="preserve">every task the twelve units taught, and nothing they did not.</w:t>
+            </w:r>
+            <w:r>
+              <w:rPr>
+                <w:rFonts w:ascii="Calibri" w:cs="Calibri" w:eastAsia="Calibri" w:hAnsi="Calibri"/>
+                <w:sz w:val="22"/>
+                <w:szCs w:val="22"/>
+              </w:rPr>
+              <w:t xml:space="preserve"> The papers are weighted as Cambridge weights them: </w:t>
+            </w:r>
+            <w:r>
+              <w:rPr>
+                <w:rFonts w:ascii="Calibri" w:cs="Calibri" w:eastAsia="Calibri" w:hAnsi="Calibri"/>
+                <w:b/>
+                <w:bCs/>
+                <w:sz w:val="22"/>
+                <w:szCs w:val="22"/>
+              </w:rPr>
+              <w:t xml:space="preserve">40 · 25 · 25 · 10.</w:t>
             </w:r>
           </w:p>
           <w:p>
